--- a/Arbeitsblatt_Linux_Kommandozeile.docx
+++ b/Arbeitsblatt_Linux_Kommandozeile.docx
@@ -127,7 +127,7 @@
                 <w:sz w:val="20"/>
                 <w:szCs w:val="20"/>
               </w:rPr>
-              <w:t xml:space="preserve">REM PowerShell oder Eingabeaufforderung öffnen – keine Installation nötig:</w:t>
+              <w:t xml:space="preserve"># PowerShell öffnen – keine Installation nötig:</w:t>
             </w:r>
           </w:p>
           <w:p>
@@ -155,7 +155,7 @@
                 <w:sz w:val="20"/>
                 <w:szCs w:val="20"/>
               </w:rPr>
-              <w:t xml:space="preserve">REM Passwort: akademieNN  (bei der Eingabe erscheinen keine Zeichen – normal!)</w:t>
+              <w:t xml:space="preserve"># Passwort: akademieNN  (bei der Eingabe erscheinen keine Zeichen – normal!)</w:t>
             </w:r>
           </w:p>
           <w:p>
@@ -169,7 +169,7 @@
                 <w:sz w:val="20"/>
                 <w:szCs w:val="20"/>
               </w:rPr>
-              <w:t xml:space="preserve">REM Beim allerersten Verbinden die Frage nach dem Fingerprint mit  yes  beantworten.</w:t>
+              <w:t xml:space="preserve"># Beim allerersten Verbinden die Frage nach dem Fingerprint mit  yes  beantworten.</w:t>
             </w:r>
           </w:p>
         </w:tc>
@@ -185,7 +185,7 @@
           <w:sz w:val="22"/>
           <w:szCs w:val="22"/>
         </w:rPr>
-        <w:t xml:space="preserve">Sobald der Prompt </w:t>
+        <w:t xml:space="preserve">Sobald ein Prompt wie </w:t>
       </w:r>
       <w:r>
         <w:rPr>
@@ -1114,15 +1114,15 @@
           <w:sz w:val="20"/>
           <w:szCs w:val="20"/>
         </w:rPr>
-        <w:t xml:space="preserve">cut -d' ' -f14</w:t>
-      </w:r>
-      <w:r>
-        <w:rPr>
-          <w:rFonts w:ascii="Calibri" w:cs="Calibri" w:eastAsia="Calibri" w:hAnsi="Calibri"/>
-          <w:sz w:val="22"/>
-          <w:szCs w:val="22"/>
-        </w:rPr>
-        <w:t xml:space="preserve">  schneidet aus jeder Zeile das 14. durch Leerzeichen getrennte Feld heraus</w:t>
+        <w:t xml:space="preserve">cut -d' ' -fN</w:t>
+      </w:r>
+      <w:r>
+        <w:rPr>
+          <w:rFonts w:ascii="Calibri" w:cs="Calibri" w:eastAsia="Calibri" w:hAnsi="Calibri"/>
+          <w:sz w:val="22"/>
+          <w:szCs w:val="22"/>
+        </w:rPr>
+        <w:t xml:space="preserve">  schneidet aus jeder Zeile das N-te durch Leerzeichen getrennte Feld heraus – welches N ihr braucht, zählt ihr selbst ab</w:t>
       </w:r>
     </w:p>
     <w:p>
@@ -1186,7 +1186,7 @@
         <w:pStyle w:val="ListParagraph"/>
         <w:numPr>
           <w:ilvl w:val="0"/>
-          <w:numId w:val="2"/>
+          <w:numId w:val="4"/>
         </w:numPr>
         <w:spacing w:after="100" w:line="276"/>
       </w:pPr>
@@ -1220,7 +1220,7 @@
         <w:pStyle w:val="ListParagraph"/>
         <w:numPr>
           <w:ilvl w:val="0"/>
-          <w:numId w:val="2"/>
+          <w:numId w:val="4"/>
         </w:numPr>
         <w:spacing w:after="100" w:line="276"/>
       </w:pPr>
@@ -1254,7 +1254,7 @@
         <w:pStyle w:val="ListParagraph"/>
         <w:numPr>
           <w:ilvl w:val="0"/>
-          <w:numId w:val="2"/>
+          <w:numId w:val="4"/>
         </w:numPr>
         <w:spacing w:after="100" w:line="276"/>
       </w:pPr>
@@ -1288,7 +1288,7 @@
         <w:pStyle w:val="ListParagraph"/>
         <w:numPr>
           <w:ilvl w:val="0"/>
-          <w:numId w:val="2"/>
+          <w:numId w:val="4"/>
         </w:numPr>
         <w:spacing w:after="100" w:line="276"/>
       </w:pPr>
@@ -1338,7 +1338,7 @@
         <w:pStyle w:val="ListParagraph"/>
         <w:numPr>
           <w:ilvl w:val="0"/>
-          <w:numId w:val="2"/>
+          <w:numId w:val="4"/>
         </w:numPr>
         <w:spacing w:after="100" w:line="276"/>
       </w:pPr>
@@ -1356,7 +1356,7 @@
         <w:pStyle w:val="ListParagraph"/>
         <w:numPr>
           <w:ilvl w:val="0"/>
-          <w:numId w:val="2"/>
+          <w:numId w:val="4"/>
         </w:numPr>
         <w:spacing w:after="100" w:line="276"/>
       </w:pPr>
@@ -1673,6 +1673,12 @@
   </w:num>
   <w:num w:numId="3">
     <w:abstractNumId w:val="2"/>
+    <w:lvlOverride w:ilvl="0">
+      <w:startOverride w:val="1"/>
+    </w:lvlOverride>
+  </w:num>
+  <w:num w:numId="4">
+    <w:abstractNumId w:val="3"/>
     <w:lvlOverride w:ilvl="0">
       <w:startOverride w:val="1"/>
     </w:lvlOverride>
